--- a/03_Outputs/final scripts/ru/Module 1/1.3.0-ru.docx
+++ b/03_Outputs/final scripts/ru/Module 1/1.3.0-ru.docx
@@ -4,7 +4,7 @@
   <w:body>
     <w:p>
       <w:r>
-        <w:t>Добро пожаловать в главу 3, в которой рассматривается, как происходит энергетический переход по всему миру — через призму пяти региональных бюро ПРООН. От арабских государств до Латинской Америки и Карибского бассейна, от Африки и Азии с Тихоокеанским регионом до Восточной Европы и Центральной Азии — каждый регион сталкивается с уникальными вызовами, но также и с вдохновляющими возможностями для перемен.</w:t>
+        <w:t>Добро пожаловать в Глава 3, посвящённую тому, как происходит энергетический переход по всему миру, через призму пяти региональных бюро ПРООН. От арабских государств до Латинской Америки и Карибского бассейна, от Африки и Азии с Тихоокеанским регионом до Восточной Европы и Центральной Азии — каждый регион сталкивается с уникальными вызовами, но также и с вдохновляющими возможностями для перемен.</w:t>
       </w:r>
     </w:p>
     <w:p>
@@ -14,22 +14,22 @@
     </w:p>
     <w:p>
       <w:r>
-        <w:t>В Африке расширяются децентрализованные решения, такие как мини-сети, однако финансирование остается ограниченным по сравнению с огромным потенциалом возобновляемых источников региона. В Азии и Тихоокеанском регионе инвестиции в чистую энергию резко выросли, что позиционирует регион как одного из главных движущих сил глобального роста возобновляемых источников — однако миллионы людей по-прежнему лишены надежного электроснабжения, особенно в сельских районах.</w:t>
+        <w:t>В Африке расширяются децентрализованные решения, такие как мини-сети, однако финансирование должно ускориться по сравнению с огромным потенциалом возобновляемых источников региона. В Азии и Тихоокеанском регионе инвестиции в чистую энергию выросли, что позиционирует регион как одного из главных движущих сил глобального роста возобновляемых источников. Тем не менее миллионы людей по-прежнему лишены надежного электроснабжения, особенно в сельских районах.</w:t>
       </w:r>
     </w:p>
     <w:p>
       <w:r>
-        <w:t>Арабские государства диверсифицируют источники энергии, при этом мощность возобновляемых источников быстро растет, несмотря на актуальные вопросы доступности и управления. В Латинской Америке и Карибском бассейне высокая зависимость от гидроэнергетики создает прочную основу для возобновляемых источников, но значительные пробелы остаются в области чистого приготовления пищи и равного доступа. А в Восточной Европе и Центральной Азии изменения в политике и климатические обязательства переосмысливают энергетические стратегии, особенно в области отопления и сокращения выбросов.</w:t>
+        <w:t>Арабские государства диверсифицируют источники энергии, быстро увеличивая мощность возобновляемых источников, несмотря на актуальные вопросы доступности и управления. В Латинской Америке и Карибском бассейне достигнут значительный прогресс в развитии возобновляемых ресурсов, однако остаются существенные пробелы в области чистого приготовления пищи и справедливого доступа. А в Восточной Европе и Центральной Азии изменения в политике и климатические обязательства переосмысливают энергетические стратегии, особенно в области отопления и сокращения выбросов.</w:t>
       </w:r>
     </w:p>
     <w:p>
       <w:r>
-        <w:t>Что становится очевидным, так это то, что контекст имеет значение. Расширение солнечной энергии в Сахеле, инновации на основе природы на Тихоокеанских островах или реформы в области энергоэффективности в Восточной Европе — все это показывает, как местные решения могут масштабироваться до глобального уровня.</w:t>
+        <w:t>Контекст важен. Расширение солнечной энергетики в Сахеле, инновации на основе природы на Тихоокеанских островах или реформы энергоэффективности в Восточной Европе — всё это показывает, как местные решения могут масштабироваться до глобального уровня.</w:t>
       </w:r>
     </w:p>
     <w:p>
       <w:r>
-        <w:t>На протяжении всей этой главы мы подчеркнем эти разнообразные пути и то, как каждый регион способствует созданию более устойчивого и справедливого будущего.</w:t>
+        <w:t>На протяжении всей этой главы мы выделим эти разнообразные пути и то, как каждый регион способствует созданию более устойчивого и справедливого будущего.</w:t>
       </w:r>
     </w:p>
     <w:sectPr>
